--- a/public/legal/orbit-systems-ai-privacy-policy.docx
+++ b/public/legal/orbit-systems-ai-privacy-policy.docx
@@ -20,46 +20,6 @@
         <w:t>Orbit Systems AI, LLC  |  Effective September 4, 2026</w:t>
       </w:r>
     </w:p>
-    <w:tbl>
-      <w:tblPr>
-        <w:tblW w:type="auto" w:w="0"/>
-        <w:tblLayout w:type="fixed"/>
-        <w:tblLook w:firstColumn="1" w:firstRow="1" w:lastColumn="0" w:lastRow="0" w:noHBand="0" w:noVBand="1" w:val="04A0"/>
-      </w:tblPr>
-      <w:tblGrid>
-        <w:gridCol w:w="9360"/>
-      </w:tblGrid>
-      <w:tr>
-        <w:tc>
-          <w:tcPr>
-            <w:tcW w:type="dxa" w:w="9360"/>
-            <w:shd w:fill="EAF0F6"/>
-            <w:tcMar>
-              <w:top w:w="150" w:type="dxa"/>
-              <w:start w:w="180" w:type="dxa"/>
-              <w:bottom w:w="150" w:type="dxa"/>
-              <w:end w:w="180" w:type="dxa"/>
-            </w:tcMar>
-            <w:vAlign w:val="center"/>
-          </w:tcPr>
-          <w:p>
-            <w:pPr>
-              <w:spacing w:after="0"/>
-            </w:pPr>
-            <w:r>
-              <w:rPr>
-                <w:b/>
-                <w:color w:val="17365D"/>
-              </w:rPr>
-              <w:t xml:space="preserve">Plain-language summary. </w:t>
-            </w:r>
-            <w:r>
-              <w:t>We provide AI-powered digital employee, communications, and telephony services, including provisioned phone numbers. We process information to operate those services, support customers, secure our systems, and process payments. Calls may be recorded or transcribed only when enabled and subject to applicable notice and consent requirements. We do not sell personal information for money.</w:t>
-            </w:r>
-          </w:p>
-        </w:tc>
-      </w:tr>
-    </w:tbl>
     <w:p>
       <w:pPr>
         <w:widowControl/>
@@ -68,7 +28,7 @@
         <w:rPr>
           <w:i w:val="0"/>
         </w:rPr>
-        <w:t>This Privacy Policy explains how Orbit Systems Ai, LLC ("Orbit," "we," "us," or "our") collects, uses, discloses, and protects personal information when you visit our websites, communicate with us, purchase or use our services, or interact with an AI-powered digital employee operated by or through Orbit (collectively, the "Services").</w:t>
+        <w:t>This Privacy Policy explains how Orbit Systems AI, LLC ("Orbit," "we," "us," or "our") collects, uses, discloses, and protects personal information when you visit our websites, communicate with us, purchase or use our services, or interact with an AI-powered digital employee operated by or through Orbit (collectively, the "Services").</w:t>
       </w:r>
     </w:p>
     <w:p>
